--- a/Teste.docx
+++ b/Teste.docx
@@ -5,6 +5,15 @@
     <w:p>
       <w:r>
         <w:t>Sou uma alteração</w:t>
+      </w:r>
+      <w:r>
+        <w:t xml:space="preserve"> </w:t>
+      </w:r>
+    </w:p>
+    <w:p/>
+    <w:p>
+      <w:r>
+        <w:t>Mais uma alteração</w:t>
       </w:r>
     </w:p>
     <w:sectPr>
